--- a/projects/valuepickr-open-screen/docs/Sasken Technologies.docx
+++ b/projects/valuepickr-open-screen/docs/Sasken Technologies.docx
@@ -2664,6 +2664,171 @@
           <w:szCs w:val="18"/>
         </w:rPr>
         <w:t xml:space="preserve">This is independent research and analysis for informational purposes only, not personalized financial or investment advice. Past multi-bagger performance and forum/social sentiment are not indicators of future returns. Do your own due diligence before investing.</w:t>
+      </w:r>
+    </w:p>
+    <w:p/>
+    <w:p>
+      <w:r>
+        <w:rPr>
+          <w:b/>
+          <w:sz w:val="28"/>
+        </w:rPr>
+        <w:t>🔄 RESEARCH UPDATE - 2026-10-05</w:t>
+      </w:r>
+    </w:p>
+    <w:p>
+      <w:r>
+        <w:rPr>
+          <w:b/>
+        </w:rPr>
+        <w:t>📊 Key Metrics:</w:t>
+      </w:r>
+    </w:p>
+    <w:p>
+      <w:pPr>
+        <w:ind w:left="360"/>
+      </w:pPr>
+      <w:r>
+        <w:t xml:space="preserve">  • Company: Sasken Technologies Ltd</w:t>
+      </w:r>
+    </w:p>
+    <w:p>
+      <w:pPr>
+        <w:ind w:left="360"/>
+      </w:pPr>
+      <w:r>
+        <w:t xml:space="preserve">  • Conviction: Not rated</w:t>
+      </w:r>
+    </w:p>
+    <w:p>
+      <w:pPr>
+        <w:ind w:left="360"/>
+      </w:pPr>
+      <w:r>
+        <w:t xml:space="preserve">  • Thesis: neither</w:t>
+      </w:r>
+    </w:p>
+    <w:p>
+      <w:pPr>
+        <w:ind w:left="360"/>
+      </w:pPr>
+      <w:r>
+        <w:t xml:space="preserve">  • 4-Box Score: 2.0</w:t>
+      </w:r>
+    </w:p>
+    <w:p>
+      <w:pPr>
+        <w:ind w:left="360"/>
+      </w:pPr>
+      <w:r>
+        <w:t xml:space="preserve">  • Research Date: 2026-09-04</w:t>
+      </w:r>
+    </w:p>
+    <w:p>
+      <w:pPr>
+        <w:ind w:left="360"/>
+      </w:pPr>
+      <w:r>
+        <w:t xml:space="preserve">  • Red Flag: None</w:t>
+      </w:r>
+    </w:p>
+    <w:p/>
+    <w:p>
+      <w:r>
+        <w:rPr>
+          <w:b/>
+        </w:rPr>
+        <w:t>📝 Verdict:</w:t>
+      </w:r>
+    </w:p>
+    <w:p>
+      <w:pPr>
+        <w:ind w:left="360"/>
+      </w:pPr>
+      <w:r>
+        <w:t>Real 2-quarter organic inflection in a sub-scale R&amp;D-services laggard - but the FY26 'doubling' was an acquisition, margins are half of peers, per-share earnings are still below FY24, and after a ~2.8x re-rating the turnaround is priced; downgraded to LOW-MEDIUM / 'neither'</w:t>
+      </w:r>
+    </w:p>
+    <w:p/>
+    <w:p>
+      <w:r>
+        <w:rPr>
+          <w:b/>
+        </w:rPr>
+        <w:t>📈 Bull Case:</w:t>
+      </w:r>
+    </w:p>
+    <w:p>
+      <w:pPr>
+        <w:ind w:left="360"/>
+      </w:pPr>
+      <w:r>
+        <w:t>Real 2-quarter organic inflection at a tiny base: Q1 FY27 organic revenue +24% YoY, software services +24.3%, EBITDA +119%, US$47.1m bookings in Open RAN / AI-led engineering</w:t>
+      </w:r>
+    </w:p>
+    <w:p>
+      <w:pPr>
+        <w:ind w:left="360"/>
+      </w:pPr>
+      <w:r>
+        <w:t>Debt-free, cash-generative, ~43% promoter-held; Borqs adds IoT/telematics/5G capability now in the base</w:t>
+      </w:r>
+    </w:p>
+    <w:p>
+      <w:pPr>
+        <w:ind w:left="360"/>
+      </w:pPr>
+      <w:r>
+        <w:t>Structural AI / semiconductor-design / Open-RAN demand tailwind; flagged as a position by a trusted X operator (a_basumallick)</w:t>
+      </w:r>
+    </w:p>
+    <w:p/>
+    <w:p>
+      <w:r>
+        <w:rPr>
+          <w:b/>
+        </w:rPr>
+        <w:t>📉 Bear Case:</w:t>
+      </w:r>
+    </w:p>
+    <w:p>
+      <w:pPr>
+        <w:ind w:left="360"/>
+      </w:pPr>
+      <w:r>
+        <w:t>15-year track record as the laggard vs Tata Elxsi / LTTS; structurally low ROE (~7-8%); tight promoter control</w:t>
+      </w:r>
+    </w:p>
+    <w:p>
+      <w:pPr>
+        <w:ind w:left="360"/>
+      </w:pPr>
+      <w:r>
+        <w:t>FY26 revenue 'doubling' was the Borqs acquisition, not organic momentum; FY26 EPS (~Rs 38) is still below FY24's Rs 52</w:t>
+      </w:r>
+    </w:p>
+    <w:p>
+      <w:pPr>
+        <w:ind w:left="360"/>
+      </w:pPr>
+      <w:r>
+        <w:t>EBITDA margin ~9.5% is roughly half of peers and slipped QoQ; the product-solutions segment is deteriorating</w:t>
+      </w:r>
+    </w:p>
+    <w:p>
+      <w:pPr>
+        <w:ind w:left="360"/>
+      </w:pPr>
+      <w:r>
+        <w:t>Stock has re-rated ~2.8x to ~31x forward / ~50x trailing earnings - the turnaround is substantially priced; a durable model is not yet proven</w:t>
+      </w:r>
+    </w:p>
+    <w:p>
+      <w:pPr>
+        <w:ind w:left="360"/>
+      </w:pPr>
+      <w:r>
+        <w:t>A 10x from ~Rs 2,900 Cr in 2-3 years would need ~10x earnings growth or a heroic multiple - not credible for this franchise at this valuation</w:t>
       </w:r>
     </w:p>
     <w:sectPr>
